--- a/mobil_uygulama_planlamasi.docx
+++ b/mobil_uygulama_planlamasi.docx
@@ -69,7 +69,7 @@
                 <w:color w:val="93C5FD"/>
                 <w:sz w:val="22"/>
               </w:rPr>
-              <w:t>Bitki Büyüt (Sprout) — Offline Alışkanlık Takip Uygulaması</w:t>
+              <w:t>Sprout — Offline Alışkanlık Takip Uygulaması</w:t>
             </w:r>
           </w:p>
         </w:tc>
